--- a/docs/architecture/adr/ADR-003-rules-engine-maker-checker.docx
+++ b/docs/architecture/adr/ADR-003-rules-engine-maker-checker.docx
@@ -60,50 +60,213 @@
         </w:p>
       </w:sdtContent>
     </w:sdt>
-    <w:p>
-      <w:pPr>
-        <w:numPr>
-          <w:ilvl w:val="0"/>
-          <w:numId w:val="1001"/>
-        </w:numPr>
-        <w:pStyle w:val="Compact"/>
-      </w:pPr>
-      <w:r>
-        <w:rPr>
-          <w:bCs/>
-          <w:b/>
-        </w:rPr>
-        <w:t xml:space="preserve">Status:</w:t>
-      </w:r>
-      <w:r>
-        <w:t xml:space="preserve"> </w:t>
-      </w:r>
-      <w:r>
-        <w:t xml:space="preserve">Accepted</w:t>
-      </w:r>
-    </w:p>
-    <w:p>
-      <w:pPr>
-        <w:numPr>
-          <w:ilvl w:val="0"/>
-          <w:numId w:val="1001"/>
-        </w:numPr>
-        <w:pStyle w:val="Compact"/>
-      </w:pPr>
-      <w:r>
-        <w:rPr>
-          <w:bCs/>
-          <w:b/>
-        </w:rPr>
-        <w:t xml:space="preserve">Date:</w:t>
-      </w:r>
-      <w:r>
-        <w:t xml:space="preserve"> </w:t>
-      </w:r>
-      <w:r>
-        <w:t xml:space="preserve">2026-10-07</w:t>
-      </w:r>
-    </w:p>
+    <w:tbl>
+      <w:tblPr>
+        <w:tblStyle w:val="Table"/>
+        <w:tblW w:type="pct" w:w="5000"/>
+        <w:tblLook w:firstRow="1" w:lastRow="0" w:firstColumn="0" w:lastColumn="0" w:noHBand="0" w:noVBand="0" w:val="0020"/>
+        <w:jc w:val="start"/>
+      </w:tblPr>
+      <w:tblGrid>
+        <w:gridCol w:w="1584"/>
+        <w:gridCol w:w="1584"/>
+        <w:gridCol w:w="1584"/>
+        <w:gridCol w:w="1584"/>
+        <w:gridCol w:w="1584"/>
+      </w:tblGrid>
+      <w:tr>
+        <w:trPr>
+          <w:tblHeader w:val="true"/>
+          <w:tblHeader w:val="true"/>
+        </w:trPr>
+        <w:tc>
+          <w:tcPr>
+            <w:shd w:val="clear" w:color="auto" w:fill="213368"/>
+          </w:tcPr>
+          <w:p>
+            <w:pPr>
+              <w:pStyle w:val="Compact"/>
+              <w:spacing w:before="20" w:after="20"/>
+              <w:jc w:val="left"/>
+            </w:pPr>
+            <w:r>
+              <w:rPr>
+                <w:b/>
+                <w:color w:val="FFFFFF"/>
+                <w:sz w:val="17"/>
+              </w:rPr>
+              <w:t xml:space="preserve">Document</w:t>
+            </w:r>
+          </w:p>
+        </w:tc>
+        <w:tc>
+          <w:tcPr>
+            <w:shd w:val="clear" w:color="auto" w:fill="213368"/>
+          </w:tcPr>
+          <w:p>
+            <w:pPr>
+              <w:pStyle w:val="Compact"/>
+              <w:spacing w:before="20" w:after="20"/>
+              <w:jc w:val="left"/>
+            </w:pPr>
+            <w:r>
+              <w:rPr>
+                <w:b/>
+                <w:color w:val="FFFFFF"/>
+                <w:sz w:val="17"/>
+              </w:rPr>
+              <w:t xml:space="preserve">Version</w:t>
+            </w:r>
+          </w:p>
+        </w:tc>
+        <w:tc>
+          <w:tcPr>
+            <w:shd w:val="clear" w:color="auto" w:fill="213368"/>
+          </w:tcPr>
+          <w:p>
+            <w:pPr>
+              <w:pStyle w:val="Compact"/>
+              <w:spacing w:before="20" w:after="20"/>
+              <w:jc w:val="left"/>
+            </w:pPr>
+            <w:r>
+              <w:rPr>
+                <w:b/>
+                <w:color w:val="FFFFFF"/>
+                <w:sz w:val="17"/>
+              </w:rPr>
+              <w:t xml:space="preserve">Date</w:t>
+            </w:r>
+          </w:p>
+        </w:tc>
+        <w:tc>
+          <w:tcPr>
+            <w:shd w:val="clear" w:color="auto" w:fill="213368"/>
+          </w:tcPr>
+          <w:p>
+            <w:pPr>
+              <w:pStyle w:val="Compact"/>
+              <w:spacing w:before="20" w:after="20"/>
+              <w:jc w:val="left"/>
+            </w:pPr>
+            <w:r>
+              <w:rPr>
+                <w:b/>
+                <w:color w:val="FFFFFF"/>
+                <w:sz w:val="17"/>
+              </w:rPr>
+              <w:t xml:space="preserve">Owner</w:t>
+            </w:r>
+          </w:p>
+        </w:tc>
+        <w:tc>
+          <w:tcPr>
+            <w:shd w:val="clear" w:color="auto" w:fill="213368"/>
+          </w:tcPr>
+          <w:p>
+            <w:pPr>
+              <w:pStyle w:val="Compact"/>
+              <w:spacing w:before="20" w:after="20"/>
+              <w:jc w:val="left"/>
+            </w:pPr>
+            <w:r>
+              <w:rPr>
+                <w:b/>
+                <w:color w:val="FFFFFF"/>
+                <w:sz w:val="17"/>
+              </w:rPr>
+              <w:t xml:space="preserve">Status</w:t>
+            </w:r>
+          </w:p>
+        </w:tc>
+      </w:tr>
+      <w:tr>
+        <w:tc>
+          <w:tcPr>
+            <w:noWrap/>
+          </w:tcPr>
+          <w:p>
+            <w:pPr>
+              <w:pStyle w:val="Compact"/>
+              <w:spacing w:before="20" w:after="20"/>
+              <w:jc w:val="left"/>
+            </w:pPr>
+            <w:r>
+              <w:rPr>
+                <w:sz w:val="17"/>
+              </w:rPr>
+              <w:t xml:space="preserve">ADR-003</w:t>
+            </w:r>
+          </w:p>
+        </w:tc>
+        <w:tc>
+          <w:tcPr>
+            <w:noWrap/>
+          </w:tcPr>
+          <w:p>
+            <w:pPr>
+              <w:pStyle w:val="Compact"/>
+              <w:spacing w:before="20" w:after="20"/>
+              <w:jc w:val="left"/>
+            </w:pPr>
+            <w:r>
+              <w:rPr>
+                <w:sz w:val="17"/>
+              </w:rPr>
+              <w:t xml:space="preserve">1.0</w:t>
+            </w:r>
+          </w:p>
+        </w:tc>
+        <w:tc>
+          <w:tcPr/>
+          <w:p>
+            <w:pPr>
+              <w:pStyle w:val="Compact"/>
+              <w:spacing w:before="20" w:after="20"/>
+              <w:jc w:val="left"/>
+            </w:pPr>
+            <w:r>
+              <w:rPr>
+                <w:sz w:val="17"/>
+              </w:rPr>
+              <w:t xml:space="preserve">07 October 2026</w:t>
+            </w:r>
+          </w:p>
+        </w:tc>
+        <w:tc>
+          <w:tcPr/>
+          <w:p>
+            <w:pPr>
+              <w:pStyle w:val="Compact"/>
+              <w:spacing w:before="20" w:after="20"/>
+              <w:jc w:val="left"/>
+            </w:pPr>
+            <w:r>
+              <w:rPr>
+                <w:sz w:val="17"/>
+              </w:rPr>
+              <w:t xml:space="preserve">iorta TechNXT Architecture</w:t>
+            </w:r>
+          </w:p>
+        </w:tc>
+        <w:tc>
+          <w:tcPr/>
+          <w:p>
+            <w:pPr>
+              <w:pStyle w:val="Compact"/>
+              <w:spacing w:before="20" w:after="20"/>
+              <w:jc w:val="left"/>
+            </w:pPr>
+            <w:r>
+              <w:rPr>
+                <w:sz w:val="17"/>
+              </w:rPr>
+              <w:t xml:space="preserve">Accepted</w:t>
+            </w:r>
+          </w:p>
+        </w:tc>
+      </w:tr>
+    </w:tbl>
     <w:p>
       <w:pPr>
         <w:numPr>
@@ -155,7 +318,7 @@
           <w:rPr>
             <w:rStyle w:val="Hyperlink"/>
           </w:rPr>
-          <w:t xml:space="preserve">AI governance</w:t>
+          <w:t xml:space="preserve">AI and Prompt Governance</w:t>
         </w:r>
       </w:hyperlink>
     </w:p>
@@ -850,7 +1013,7 @@
         <w:t xml:space="preserve">benefits</w:t>
       </w:r>
       <w:r>
-        <w:t xml:space="preserve">.</w:t>
+        <w:t xml:space="preserve">, including whitespace and punctuation evasions.</w:t>
       </w:r>
     </w:p>
     <w:p>
@@ -978,43 +1141,113 @@
         <w:pStyle w:val="Compact"/>
       </w:pPr>
       <w:r>
-        <w:t xml:space="preserve">Approval retires the previous active version (</w:t>
-      </w:r>
-      <w:r>
-        <w:rPr>
-          <w:rStyle w:val="VerbatimChar"/>
-        </w:rPr>
-        <w:t xml:space="preserve">supersededBy</w:t>
-      </w:r>
-      <w:r>
-        <w:t xml:space="preserve">), records the approver and comment, writes</w:t>
-      </w:r>
-      <w:r>
-        <w:t xml:space="preserve"> </w:t>
-      </w:r>
-      <w:r>
-        <w:rPr>
-          <w:rStyle w:val="VerbatimChar"/>
-        </w:rPr>
-        <w:t xml:space="preserve">rules.approved</w:t>
-      </w:r>
-      <w:r>
-        <w:t xml:space="preserve"> </w:t>
-      </w:r>
-      <w:r>
-        <w:t xml:space="preserve">to the audit chain and publishes</w:t>
-      </w:r>
-      <w:r>
-        <w:t xml:space="preserve"> </w:t>
-      </w:r>
-      <w:r>
-        <w:rPr>
-          <w:rStyle w:val="VerbatimChar"/>
-        </w:rPr>
-        <w:t xml:space="preserve">rules.activated</w:t>
-      </w:r>
-      <w:r>
-        <w:t xml:space="preserve">.</w:t>
+        <w:rPr>
+          <w:bCs/>
+          <w:b/>
+        </w:rPr>
+        <w:t xml:space="preserve">Restricted kinds</w:t>
+      </w:r>
+      <w:r>
+        <w:t xml:space="preserve"> </w:t>
+      </w:r>
+      <w:r>
+        <w:t xml:space="preserve">(</w:t>
+      </w:r>
+      <w:r>
+        <w:rPr>
+          <w:rStyle w:val="VerbatimChar"/>
+        </w:rPr>
+        <w:t xml:space="preserve">abac</w:t>
+      </w:r>
+      <w:r>
+        <w:t xml:space="preserve">,</w:t>
+      </w:r>
+      <w:r>
+        <w:t xml:space="preserve"> </w:t>
+      </w:r>
+      <w:r>
+        <w:rPr>
+          <w:rStyle w:val="VerbatimChar"/>
+        </w:rPr>
+        <w:t xml:space="preserve">copy_guard</w:t>
+      </w:r>
+      <w:r>
+        <w:t xml:space="preserve">,</w:t>
+      </w:r>
+      <w:r>
+        <w:t xml:space="preserve"> </w:t>
+      </w:r>
+      <w:r>
+        <w:rPr>
+          <w:rStyle w:val="VerbatimChar"/>
+        </w:rPr>
+        <w:t xml:space="preserve">contact_policy</w:t>
+      </w:r>
+      <w:r>
+        <w:t xml:space="preserve">,</w:t>
+      </w:r>
+      <w:r>
+        <w:t xml:space="preserve"> </w:t>
+      </w:r>
+      <w:r>
+        <w:rPr>
+          <w:rStyle w:val="VerbatimChar"/>
+        </w:rPr>
+        <w:t xml:space="preserve">commission</w:t>
+      </w:r>
+      <w:r>
+        <w:t xml:space="preserve">,</w:t>
+      </w:r>
+      <w:r>
+        <w:t xml:space="preserve"> </w:t>
+      </w:r>
+      <w:r>
+        <w:rPr>
+          <w:rStyle w:val="VerbatimChar"/>
+        </w:rPr>
+        <w:t xml:space="preserve">retention</w:t>
+      </w:r>
+      <w:r>
+        <w:t xml:space="preserve">) can be approved only by</w:t>
+      </w:r>
+      <w:r>
+        <w:t xml:space="preserve"> </w:t>
+      </w:r>
+      <w:r>
+        <w:rPr>
+          <w:rStyle w:val="VerbatimChar"/>
+        </w:rPr>
+        <w:t xml:space="preserve">compliance_officer</w:t>
+      </w:r>
+      <w:r>
+        <w:t xml:space="preserve"> </w:t>
+      </w:r>
+      <w:r>
+        <w:t xml:space="preserve">(</w:t>
+      </w:r>
+      <w:r>
+        <w:rPr>
+          <w:rStyle w:val="VerbatimChar"/>
+        </w:rPr>
+        <w:t xml:space="preserve">restrictedRuleKinds</w:t>
+      </w:r>
+      <w:r>
+        <w:t xml:space="preserve"> </w:t>
+      </w:r>
+      <w:r>
+        <w:t xml:space="preserve">in</w:t>
+      </w:r>
+      <w:r>
+        <w:t xml:space="preserve"> </w:t>
+      </w:r>
+      <w:r>
+        <w:rPr>
+          <w:rStyle w:val="VerbatimChar"/>
+        </w:rPr>
+        <w:t xml:space="preserve">config/security/rbac.json</w:t>
+      </w:r>
+      <w:r>
+        <w:t xml:space="preserve">).</w:t>
       </w:r>
     </w:p>
     <w:p>
@@ -1026,6 +1259,63 @@
         <w:pStyle w:val="Compact"/>
       </w:pPr>
       <w:r>
+        <w:t xml:space="preserve">Approval retires the previous active version (</w:t>
+      </w:r>
+      <w:r>
+        <w:rPr>
+          <w:rStyle w:val="VerbatimChar"/>
+        </w:rPr>
+        <w:t xml:space="preserve">supersededBy</w:t>
+      </w:r>
+      <w:r>
+        <w:t xml:space="preserve">) and activates the new one in a single transaction, records the approver and comment, writes</w:t>
+      </w:r>
+      <w:r>
+        <w:t xml:space="preserve"> </w:t>
+      </w:r>
+      <w:r>
+        <w:rPr>
+          <w:rStyle w:val="VerbatimChar"/>
+        </w:rPr>
+        <w:t xml:space="preserve">rules.approved</w:t>
+      </w:r>
+      <w:r>
+        <w:t xml:space="preserve"> </w:t>
+      </w:r>
+      <w:r>
+        <w:t xml:space="preserve">to the audit chain and publishes</w:t>
+      </w:r>
+      <w:r>
+        <w:t xml:space="preserve"> </w:t>
+      </w:r>
+      <w:r>
+        <w:rPr>
+          <w:rStyle w:val="VerbatimChar"/>
+        </w:rPr>
+        <w:t xml:space="preserve">rules.activated</w:t>
+      </w:r>
+      <w:r>
+        <w:t xml:space="preserve">. A unique partial index allows only one active version per kind (</w:t>
+      </w:r>
+      <w:r>
+        <w:rPr>
+          <w:rStyle w:val="VerbatimChar"/>
+        </w:rPr>
+        <w:t xml:space="preserve">002_integrity_hardening.sql</w:t>
+      </w:r>
+      <w:r>
+        <w:t xml:space="preserve">).</w:t>
+      </w:r>
+    </w:p>
+    <w:p>
+      <w:pPr>
+        <w:numPr>
+          <w:ilvl w:val="1"/>
+          <w:numId w:val="1007"/>
+        </w:numPr>
+        <w:pStyle w:val="Compact"/>
+      </w:pPr>
+      <w:r>
         <w:t xml:space="preserve">Rollback creates a</w:t>
       </w:r>
       <w:r>
@@ -1293,80 +1583,153 @@
           <w:bCs/>
           <w:b/>
         </w:rPr>
-        <w:t xml:space="preserve">Activation is not atomic.</w:t>
-      </w:r>
-      <w:r>
-        <w:t xml:space="preserve"> </w:t>
-      </w:r>
-      <w:r>
-        <w:t xml:space="preserve">Retire-previous and activate-new are separate writes and not in</w:t>
-      </w:r>
-      <w:r>
-        <w:t xml:space="preserve"> </w:t>
-      </w:r>
-      <w:r>
-        <w:rPr>
-          <w:rStyle w:val="VerbatimChar"/>
-        </w:rPr>
-        <w:t xml:space="preserve">store.transaction</w:t>
-      </w:r>
-      <w:r>
-        <w:t xml:space="preserve">. Two concurrent approvals of different versions of the same kind could leave two</w:t>
-      </w:r>
-      <w:r>
-        <w:t xml:space="preserve"> </w:t>
-      </w:r>
-      <w:r>
-        <w:rPr>
-          <w:rStyle w:val="VerbatimChar"/>
-        </w:rPr>
-        <w:t xml:space="preserve">active</w:t>
-      </w:r>
-      <w:r>
-        <w:t xml:space="preserve"> </w:t>
-      </w:r>
-      <w:r>
-        <w:t xml:space="preserve">rows. The cache then picks whichever row loads last.</w:t>
-      </w:r>
-      <w:r>
-        <w:t xml:space="preserve"> </w:t>
-      </w:r>
+        <w:t xml:space="preserve">The commission cap check matches by string search</w:t>
+      </w:r>
+      <w:r>
+        <w:t xml:space="preserve"> </w:t>
+      </w:r>
+      <w:r>
+        <w:t xml:space="preserve">on the serialised</w:t>
+      </w:r>
+      <w:r>
+        <w:t xml:space="preserve"> </w:t>
+      </w:r>
+      <w:r>
+        <w:rPr>
+          <w:rStyle w:val="VerbatimChar"/>
+        </w:rPr>
+        <w:t xml:space="preserve">when</w:t>
+      </w:r>
+      <w:r>
+        <w:t xml:space="preserve"> </w:t>
+      </w:r>
+      <w:r>
+        <w:t xml:space="preserve">(</w:t>
+      </w:r>
+      <w:r>
+        <w:rPr>
+          <w:rStyle w:val="VerbatimChar"/>
+        </w:rPr>
+        <w:t xml:space="preserve">validators.js</w:t>
+      </w:r>
+      <w:r>
+        <w:t xml:space="preserve">). A row that applies to all products (no</w:t>
+      </w:r>
+      <w:r>
+        <w:t xml:space="preserve"> </w:t>
+      </w:r>
+      <w:r>
+        <w:rPr>
+          <w:rStyle w:val="VerbatimChar"/>
+        </w:rPr>
+        <w:t xml:space="preserve">when</w:t>
+      </w:r>
+      <w:r>
+        <w:t xml:space="preserve">) and the table</w:t>
+      </w:r>
+      <w:r>
+        <w:t xml:space="preserve"> </w:t>
+      </w:r>
+      <w:r>
+        <w:rPr>
+          <w:rStyle w:val="VerbatimChar"/>
+        </w:rPr>
+        <w:t xml:space="preserve">default</w:t>
+      </w:r>
+      <w:r>
+        <w:t xml:space="preserve"> </w:t>
+      </w:r>
+      <w:r>
+        <w:t xml:space="preserve">are not checked against caps. Runtime</w:t>
+      </w:r>
+      <w:r>
+        <w:t xml:space="preserve"> </w:t>
+      </w:r>
+      <w:r>
+        <w:rPr>
+          <w:rStyle w:val="VerbatimChar"/>
+        </w:rPr>
+        <w:t xml:space="preserve">commissionFor</w:t>
+      </w:r>
+      <w:r>
+        <w:t xml:space="preserve"> </w:t>
+      </w:r>
+      <w:r>
+        <w:t xml:space="preserve">still clamps with</w:t>
+      </w:r>
+      <w:r>
+        <w:t xml:space="preserve"> </w:t>
+      </w:r>
+      <w:r>
+        <w:rPr>
+          <w:rStyle w:val="VerbatimChar"/>
+        </w:rPr>
+        <w:t xml:space="preserve">Math.min(rate, cap)</w:t>
+      </w:r>
+      <w:r>
+        <w:t xml:space="preserve"> </w:t>
+      </w:r>
+      <w:r>
+        <w:t xml:space="preserve">and returns</w:t>
+      </w:r>
+      <w:r>
+        <w:t xml:space="preserve"> </w:t>
+      </w:r>
+      <w:r>
+        <w:rPr>
+          <w:rStyle w:val="VerbatimChar"/>
+        </w:rPr>
+        <w:t xml:space="preserve">capped: true</w:t>
+      </w:r>
+      <w:r>
+        <w:t xml:space="preserve">, so payouts cannot exceed the cap. Even so, the validator should evaluate each row against each capped product.</w:t>
+      </w:r>
+    </w:p>
+    <w:p>
+      <w:pPr>
+        <w:numPr>
+          <w:ilvl w:val="1"/>
+          <w:numId w:val="1009"/>
+        </w:numPr>
+        <w:pStyle w:val="Compact"/>
+      </w:pPr>
       <w:r>
         <w:rPr>
           <w:bCs/>
           <w:b/>
         </w:rPr>
+        <w:t xml:space="preserve">No expression size or depth limit.</w:t>
+      </w:r>
+      <w:r>
+        <w:t xml:space="preserve"> </w:t>
+      </w:r>
+      <w:r>
+        <w:t xml:space="preserve">The HTTP body limit (1 MiB) bounds it today.</w:t>
+      </w:r>
+      <w:r>
+        <w:t xml:space="preserve"> </w:t>
+      </w:r>
+      <w:r>
+        <w:rPr>
+          <w:bCs/>
+          <w:b/>
+        </w:rPr>
         <w:t xml:space="preserve">Fix:</w:t>
       </w:r>
       <w:r>
         <w:t xml:space="preserve"> </w:t>
       </w:r>
       <w:r>
-        <w:t xml:space="preserve">wrap</w:t>
-      </w:r>
-      <w:r>
-        <w:t xml:space="preserve"> </w:t>
-      </w:r>
-      <w:r>
-        <w:rPr>
-          <w:rStyle w:val="VerbatimChar"/>
-        </w:rPr>
-        <w:t xml:space="preserve">approve</w:t>
-      </w:r>
-      <w:r>
-        <w:t xml:space="preserve"> </w:t>
-      </w:r>
-      <w:r>
-        <w:t xml:space="preserve">in a transaction and add a partial unique index</w:t>
-      </w:r>
-      <w:r>
-        <w:t xml:space="preserve"> </w:t>
-      </w:r>
-      <w:r>
-        <w:rPr>
-          <w:rStyle w:val="VerbatimChar"/>
-        </w:rPr>
-        <w:t xml:space="preserve">CREATE UNIQUE INDEX ux_rulesets_active ON rulesets(kind) WHERE status='active'</w:t>
+        <w:t xml:space="preserve">add a node-count limit in</w:t>
+      </w:r>
+      <w:r>
+        <w:t xml:space="preserve"> </w:t>
+      </w:r>
+      <w:r>
+        <w:rPr>
+          <w:rStyle w:val="VerbatimChar"/>
+        </w:rPr>
+        <w:t xml:space="preserve">validate</w:t>
       </w:r>
       <w:r>
         <w:t xml:space="preserve">.</w:t>
@@ -1385,254 +1748,79 @@
           <w:bCs/>
           <w:b/>
         </w:rPr>
-        <w:t xml:space="preserve">The commission cap check matches by string search</w:t>
-      </w:r>
-      <w:r>
-        <w:t xml:space="preserve"> </w:t>
-      </w:r>
-      <w:r>
-        <w:t xml:space="preserve">on the serialised</w:t>
-      </w:r>
-      <w:r>
-        <w:t xml:space="preserve"> </w:t>
-      </w:r>
-      <w:r>
-        <w:rPr>
-          <w:rStyle w:val="VerbatimChar"/>
-        </w:rPr>
-        <w:t xml:space="preserve">when</w:t>
-      </w:r>
-      <w:r>
-        <w:t xml:space="preserve"> </w:t>
-      </w:r>
-      <w:r>
-        <w:t xml:space="preserve">(</w:t>
-      </w:r>
-      <w:r>
-        <w:rPr>
-          <w:rStyle w:val="VerbatimChar"/>
-        </w:rPr>
-        <w:t xml:space="preserve">validators.js</w:t>
-      </w:r>
-      <w:r>
-        <w:t xml:space="preserve">). A row that applies to all products (no</w:t>
-      </w:r>
-      <w:r>
-        <w:t xml:space="preserve"> </w:t>
-      </w:r>
-      <w:r>
-        <w:rPr>
-          <w:rStyle w:val="VerbatimChar"/>
-        </w:rPr>
-        <w:t xml:space="preserve">when</w:t>
-      </w:r>
-      <w:r>
-        <w:t xml:space="preserve">) and the table</w:t>
-      </w:r>
-      <w:r>
-        <w:t xml:space="preserve"> </w:t>
-      </w:r>
-      <w:r>
-        <w:rPr>
-          <w:rStyle w:val="VerbatimChar"/>
-        </w:rPr>
-        <w:t xml:space="preserve">default</w:t>
-      </w:r>
-      <w:r>
-        <w:t xml:space="preserve"> </w:t>
-      </w:r>
-      <w:r>
-        <w:t xml:space="preserve">are not checked against caps. Runtime</w:t>
-      </w:r>
-      <w:r>
-        <w:t xml:space="preserve"> </w:t>
-      </w:r>
-      <w:r>
-        <w:rPr>
-          <w:rStyle w:val="VerbatimChar"/>
-        </w:rPr>
-        <w:t xml:space="preserve">commissionFor</w:t>
-      </w:r>
-      <w:r>
-        <w:t xml:space="preserve"> </w:t>
-      </w:r>
-      <w:r>
-        <w:t xml:space="preserve">still clamps with</w:t>
-      </w:r>
-      <w:r>
-        <w:t xml:space="preserve"> </w:t>
-      </w:r>
-      <w:r>
-        <w:rPr>
-          <w:rStyle w:val="VerbatimChar"/>
-        </w:rPr>
-        <w:t xml:space="preserve">Math.min(rate, cap)</w:t>
-      </w:r>
-      <w:r>
-        <w:t xml:space="preserve"> </w:t>
-      </w:r>
-      <w:r>
-        <w:t xml:space="preserve">and returns</w:t>
-      </w:r>
-      <w:r>
-        <w:t xml:space="preserve"> </w:t>
-      </w:r>
-      <w:r>
-        <w:rPr>
-          <w:rStyle w:val="VerbatimChar"/>
-        </w:rPr>
-        <w:t xml:space="preserve">capped: true</w:t>
-      </w:r>
-      <w:r>
-        <w:t xml:space="preserve">, so payouts cannot exceed the cap. Even so, the validator should evaluate each row against each capped product.</w:t>
-      </w:r>
-    </w:p>
-    <w:p>
-      <w:pPr>
-        <w:numPr>
-          <w:ilvl w:val="1"/>
-          <w:numId w:val="1009"/>
-        </w:numPr>
-        <w:pStyle w:val="Compact"/>
-      </w:pPr>
-      <w:r>
-        <w:rPr>
-          <w:bCs/>
-          <w:b/>
-        </w:rPr>
-        <w:t xml:space="preserve">No expression size or depth limit.</w:t>
-      </w:r>
-      <w:r>
-        <w:t xml:space="preserve"> </w:t>
-      </w:r>
-      <w:r>
-        <w:t xml:space="preserve">The HTTP body limit (1 MiB) bounds it today.</w:t>
-      </w:r>
-      <w:r>
-        <w:t xml:space="preserve"> </w:t>
-      </w:r>
-      <w:r>
-        <w:rPr>
-          <w:bCs/>
-          <w:b/>
-        </w:rPr>
-        <w:t xml:space="preserve">Fix:</w:t>
-      </w:r>
-      <w:r>
-        <w:t xml:space="preserve"> </w:t>
-      </w:r>
-      <w:r>
-        <w:t xml:space="preserve">add a node-count limit in</w:t>
-      </w:r>
-      <w:r>
-        <w:t xml:space="preserve"> </w:t>
-      </w:r>
-      <w:r>
-        <w:rPr>
-          <w:rStyle w:val="VerbatimChar"/>
-        </w:rPr>
-        <w:t xml:space="preserve">validate</w:t>
+        <w:t xml:space="preserve">Role binding covers restricted kinds only.</w:t>
+      </w:r>
+      <w:r>
+        <w:t xml:space="preserve"> </w:t>
+      </w:r>
+      <w:r>
+        <w:t xml:space="preserve">Other kinds, including</w:t>
+      </w:r>
+      <w:r>
+        <w:t xml:space="preserve"> </w:t>
+      </w:r>
+      <w:r>
+        <w:rPr>
+          <w:rStyle w:val="VerbatimChar"/>
+        </w:rPr>
+        <w:t xml:space="preserve">tariff.*</w:t>
+      </w:r>
+      <w:r>
+        <w:t xml:space="preserve">, can be approved by any</w:t>
+      </w:r>
+      <w:r>
+        <w:t xml:space="preserve"> </w:t>
+      </w:r>
+      <w:r>
+        <w:rPr>
+          <w:rStyle w:val="VerbatimChar"/>
+        </w:rPr>
+        <w:t xml:space="preserve">rules:approve</w:t>
+      </w:r>
+      <w:r>
+        <w:t xml:space="preserve"> </w:t>
+      </w:r>
+      <w:r>
+        <w:t xml:space="preserve">holder. Consider adding</w:t>
+      </w:r>
+      <w:r>
+        <w:t xml:space="preserve"> </w:t>
+      </w:r>
+      <w:r>
+        <w:rPr>
+          <w:rStyle w:val="VerbatimChar"/>
+        </w:rPr>
+        <w:t xml:space="preserve">tariff.*</w:t>
+      </w:r>
+      <w:r>
+        <w:t xml:space="preserve"> </w:t>
+      </w:r>
+      <w:r>
+        <w:t xml:space="preserve">to the restricted kinds.</w:t>
+      </w:r>
+    </w:p>
+    <w:p>
+      <w:pPr>
+        <w:numPr>
+          <w:ilvl w:val="0"/>
+          <w:numId w:val="1008"/>
+        </w:numPr>
+        <w:pStyle w:val="Compact"/>
+      </w:pPr>
+      <w:r>
+        <w:t xml:space="preserve">Resolved since the first issue: activation is now atomic (transaction plus unique partial index), and restricted kinds are bound to</w:t>
+      </w:r>
+      <w:r>
+        <w:t xml:space="preserve"> </w:t>
+      </w:r>
+      <w:r>
+        <w:rPr>
+          <w:rStyle w:val="VerbatimChar"/>
+        </w:rPr>
+        <w:t xml:space="preserve">compliance_officer</w:t>
       </w:r>
       <w:r>
         <w:t xml:space="preserve">.</w:t>
-      </w:r>
-    </w:p>
-    <w:p>
-      <w:pPr>
-        <w:numPr>
-          <w:ilvl w:val="1"/>
-          <w:numId w:val="1009"/>
-        </w:numPr>
-        <w:pStyle w:val="Compact"/>
-      </w:pPr>
-      <w:r>
-        <w:rPr>
-          <w:bCs/>
-          <w:b/>
-        </w:rPr>
-        <w:t xml:space="preserve">No role binding per kind.</w:t>
-      </w:r>
-      <w:r>
-        <w:t xml:space="preserve"> </w:t>
-      </w:r>
-      <w:r>
-        <w:t xml:space="preserve">Any</w:t>
-      </w:r>
-      <w:r>
-        <w:t xml:space="preserve"> </w:t>
-      </w:r>
-      <w:r>
-        <w:rPr>
-          <w:rStyle w:val="VerbatimChar"/>
-        </w:rPr>
-        <w:t xml:space="preserve">rules:approve</w:t>
-      </w:r>
-      <w:r>
-        <w:t xml:space="preserve"> </w:t>
-      </w:r>
-      <w:r>
-        <w:t xml:space="preserve">holder can approve any kind.</w:t>
-      </w:r>
-      <w:r>
-        <w:t xml:space="preserve"> </w:t>
-      </w:r>
-      <w:r>
-        <w:rPr>
-          <w:bCs/>
-          <w:b/>
-        </w:rPr>
-        <w:t xml:space="preserve">Fix:</w:t>
-      </w:r>
-      <w:r>
-        <w:t xml:space="preserve"> </w:t>
-      </w:r>
-      <w:r>
-        <w:t xml:space="preserve">add an</w:t>
-      </w:r>
-      <w:r>
-        <w:t xml:space="preserve"> </w:t>
-      </w:r>
-      <w:r>
-        <w:rPr>
-          <w:rStyle w:val="VerbatimChar"/>
-        </w:rPr>
-        <w:t xml:space="preserve">approverRoles</w:t>
-      </w:r>
-      <w:r>
-        <w:t xml:space="preserve"> </w:t>
-      </w:r>
-      <w:r>
-        <w:t xml:space="preserve">map per kind, for example</w:t>
-      </w:r>
-      <w:r>
-        <w:t xml:space="preserve"> </w:t>
-      </w:r>
-      <w:r>
-        <w:rPr>
-          <w:rStyle w:val="VerbatimChar"/>
-        </w:rPr>
-        <w:t xml:space="preserve">abac</w:t>
-      </w:r>
-      <w:r>
-        <w:t xml:space="preserve"> </w:t>
-      </w:r>
-      <w:r>
-        <w:t xml:space="preserve">→ InfoSec and</w:t>
-      </w:r>
-      <w:r>
-        <w:t xml:space="preserve"> </w:t>
-      </w:r>
-      <w:r>
-        <w:rPr>
-          <w:rStyle w:val="VerbatimChar"/>
-        </w:rPr>
-        <w:t xml:space="preserve">tariff.*</w:t>
-      </w:r>
-      <w:r>
-        <w:t xml:space="preserve"> </w:t>
-      </w:r>
-      <w:r>
-        <w:t xml:space="preserve">→ compliance.</w:t>
       </w:r>
     </w:p>
     <w:bookmarkEnd w:id="26"/>
@@ -1724,7 +1912,7 @@
     </w:pPr>
     <w:r>
       <w:rPr>
-        <w:rFonts w:ascii="Arial" w:hAnsi="Arial"/>
+        <w:rFonts w:ascii="Calibri" w:hAnsi="Calibri"/>
         <w:sz w:val="16"/>
       </w:rPr>
       <w:t xml:space="preserve">Prepared by iorta TechNXT · Confidential · Page </w:t>
@@ -1769,7 +1957,7 @@
     </w:pPr>
     <w:r>
       <w:rPr>
-        <w:rFonts w:ascii="Arial" w:hAnsi="Arial"/>
+        <w:rFonts w:ascii="Calibri" w:hAnsi="Calibri"/>
         <w:color w:val="213368"/>
         <w:sz w:val="16"/>
       </w:rPr>
@@ -2100,9 +2288,9 @@
     <w:name w:val="Normal"/>
     <w:qFormat/>
     <w:rPr>
-      <w:rFonts w:ascii="Arial" w:cs="Arial" w:eastAsia="Arial" w:hAnsi="Arial"/>
+      <w:rFonts w:ascii="Calibri" w:cs="Calibri" w:eastAsia="Calibri" w:hAnsi="Calibri"/>
       <w:color w:val="121A33"/>
-      <w:sz w:val="21"/>
+      <w:sz w:val="22"/>
     </w:rPr>
   </w:style>
   <w:style w:styleId="BodyText" w:type="paragraph">
@@ -2114,9 +2302,9 @@
     </w:pPr>
     <w:qFormat/>
     <w:rPr>
-      <w:rFonts w:ascii="Arial" w:cs="Arial" w:eastAsia="Arial" w:hAnsi="Arial"/>
+      <w:rFonts w:ascii="Calibri" w:cs="Calibri" w:eastAsia="Calibri" w:hAnsi="Calibri"/>
       <w:color w:val="121A33"/>
-      <w:sz w:val="21"/>
+      <w:sz w:val="22"/>
     </w:rPr>
   </w:style>
   <w:style w:customStyle="1" w:styleId="FirstParagraph" w:type="paragraph">
@@ -2125,9 +2313,9 @@
     <w:next w:val="BodyText"/>
     <w:qFormat/>
     <w:rPr>
-      <w:rFonts w:ascii="Arial" w:cs="Arial" w:eastAsia="Arial" w:hAnsi="Arial"/>
+      <w:rFonts w:ascii="Calibri" w:cs="Calibri" w:eastAsia="Calibri" w:hAnsi="Calibri"/>
       <w:color w:val="121A33"/>
-      <w:sz w:val="21"/>
+      <w:sz w:val="22"/>
     </w:rPr>
   </w:style>
   <w:style w:customStyle="1" w:styleId="Compact" w:type="paragraph">
@@ -2138,9 +2326,9 @@
       <w:spacing w:after="36" w:before="36"/>
     </w:pPr>
     <w:rPr>
-      <w:rFonts w:ascii="Arial" w:cs="Arial" w:eastAsia="Arial" w:hAnsi="Arial"/>
+      <w:rFonts w:ascii="Calibri" w:cs="Calibri" w:eastAsia="Calibri" w:hAnsi="Calibri"/>
       <w:color w:val="121A33"/>
-      <w:sz w:val="21"/>
+      <w:sz w:val="22"/>
     </w:rPr>
   </w:style>
   <w:style w:styleId="Title" w:type="paragraph">
@@ -2155,11 +2343,11 @@
       <w:jc w:val="center"/>
     </w:pPr>
     <w:rPr>
-      <w:rFonts w:ascii="Arial" w:asciiTheme="majorHAnsi" w:cs="Arial" w:cstheme="majorBidi" w:eastAsia="Arial" w:eastAsiaTheme="majorEastAsia" w:hAnsi="Arial" w:hAnsiTheme="majorHAnsi"/>
+      <w:rFonts w:ascii="Calibri" w:asciiTheme="majorHAnsi" w:cs="Calibri" w:cstheme="majorBidi" w:eastAsia="Calibri" w:eastAsiaTheme="majorEastAsia" w:hAnsi="Calibri" w:hAnsiTheme="majorHAnsi"/>
       <w:b/>
       <w:bCs/>
       <w:color w:val="213368"/>
-      <w:sz w:val="48"/>
+      <w:sz w:val="52"/>
       <w:szCs w:val="36"/>
     </w:rPr>
   </w:style>
@@ -2175,7 +2363,7 @@
       <w:jc w:val="center"/>
     </w:pPr>
     <w:rPr>
-      <w:rFonts w:ascii="Arial" w:cs="Arial" w:eastAsia="Arial" w:hAnsi="Arial"/>
+      <w:rFonts w:ascii="Calibri" w:cs="Calibri" w:eastAsia="Calibri" w:hAnsi="Calibri"/>
       <w:b w:val="0"/>
       <w:color w:val="0B6B66"/>
       <w:sz w:val="26"/>
@@ -2444,9 +2632,9 @@
       <w:ind w:firstLine="0" w:left="480" w:right="480"/>
     </w:pPr>
     <w:rPr>
-      <w:rFonts w:ascii="Arial" w:cs="Arial" w:eastAsia="Arial" w:hAnsi="Arial"/>
+      <w:rFonts w:ascii="Calibri" w:cs="Calibri" w:eastAsia="Calibri" w:hAnsi="Calibri"/>
       <w:color w:val="121A33"/>
-      <w:sz w:val="21"/>
+      <w:sz w:val="22"/>
     </w:rPr>
   </w:style>
   <w:style w:styleId="FootnoteText" w:type="paragraph">
@@ -2469,7 +2657,7 @@
     <w:unhideWhenUsed/>
     <w:qFormat/>
     <w:rPr>
-      <w:rFonts w:ascii="Arial" w:cs="Arial" w:eastAsia="Arial" w:hAnsi="Arial"/>
+      <w:rFonts w:ascii="Calibri" w:cs="Calibri" w:eastAsia="Calibri" w:hAnsi="Calibri"/>
       <w:sz w:val="18"/>
     </w:rPr>
     <w:tblPr>
@@ -2565,7 +2753,8 @@
     <w:basedOn w:val="BodyTextChar"/>
     <w:rPr>
       <w:rFonts w:ascii="Consolas" w:cs="Consolas" w:eastAsia="Consolas" w:hAnsi="Consolas"/>
-      <w:sz w:val="17"/>
+      <w:color w:val="2A3A6E"/>
+      <w:sz w:val="18"/>
     </w:rPr>
   </w:style>
   <w:style w:customStyle="1" w:styleId="SectionNumber" w:type="character">
